--- a/pr-preview/pr-41/chapters/functional-programming.docx
+++ b/pr-preview/pr-41/chapters/functional-programming.docx
@@ -23,7 +23,7 @@
         <w:pStyle w:val="Date"/>
       </w:pPr>
       <w:r>
-        <w:t xml:space="preserve">Last modified: 2026-10-29 13:56:30 (PDT)</w:t>
+        <w:t xml:space="preserve">Last modified: 2026-10-29 14:08:21 (PDT)</w:t>
       </w:r>
     </w:p>
     <w:tbl>
@@ -10471,7 +10471,7 @@
         <w:t xml:space="preserve"> </w:t>
       </w:r>
       <w:r>
-        <w:t xml:space="preserve">(Aniva and Mohamed, n.d.)</w:t>
+        <w:t xml:space="preserve">(Aniva and Mohamed 2025)</w:t>
       </w:r>
       <w:r>
         <w:t xml:space="preserve">.</w:t>
@@ -10489,13 +10489,13 @@
       </w:r>
     </w:p>
     <w:bookmarkStart w:id="82" w:name="refs"/>
-    <w:bookmarkStart w:id="68" w:name="ref-aniva2026cs99"/>
+    <w:bookmarkStart w:id="68" w:name="ref-aniva2025cs99"/>
     <w:p>
       <w:pPr>
         <w:pStyle w:val="Bibliography"/>
       </w:pPr>
       <w:r>
-        <w:t xml:space="preserve">Aniva, Leni, and Abdalrhman Mohamed. n.d.</w:t>
+        <w:t xml:space="preserve">Aniva, Leni, and Abdalrhman Mohamed. 2025.</w:t>
       </w:r>
       <w:r>
         <w:t xml:space="preserve"> </w:t>
